--- a/backend/template/NTT_DATA_Master_Templates_en.docx
+++ b/backend/template/NTT_DATA_Master_Templates_en.docx
@@ -236,7 +236,7 @@
               <mc:AlternateContent>
                 <mc:Choice Requires="wps">
                   <w:drawing>
-                    <wp:anchor distT="0" distB="0" distL="114300" distR="114300" simplePos="0" relativeHeight="251661312" behindDoc="0" locked="0" layoutInCell="1" allowOverlap="1" wp14:anchorId="1F9E9817" wp14:editId="5C17E943">
+                    <wp:anchor distT="0" distB="0" distL="114300" distR="114300" simplePos="0" relativeHeight="251661312" behindDoc="0" locked="0" layoutInCell="1" allowOverlap="1" wp14:anchorId="1F9E9817" wp14:editId="4FDE620B">
                       <wp:simplePos x="0" y="0"/>
                       <wp:positionH relativeFrom="column">
                         <wp:posOffset>19567</wp:posOffset>
@@ -291,7 +291,7 @@
                 </mc:Choice>
                 <mc:Fallback>
                   <w:pict>
-                    <v:line w14:anchorId="5450DA70" id="Straight Connector 2" o:spid="_x0000_s1026" style="position:absolute;flip:y;z-index:251661312;visibility:visible;mso-wrap-style:square;mso-width-percent:0;mso-height-percent:0;mso-wrap-distance-left:9pt;mso-wrap-distance-top:0;mso-wrap-distance-right:9pt;mso-wrap-distance-bottom:0;mso-position-horizontal:absolute;mso-position-horizontal-relative:text;mso-position-vertical:absolute;mso-position-vertical-relative:text;mso-width-percent:0;mso-height-percent:0;mso-width-relative:margin;mso-height-relative:margin" from="1.55pt,5.8pt" to="1015.15pt,6.35pt" o:gfxdata="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" strokecolor="black [3200]" strokeweight=".5pt">
+                    <v:line w14:anchorId="7C9DD7AB" id="Straight Connector 2" o:spid="_x0000_s1026" style="position:absolute;flip:y;z-index:251661312;visibility:visible;mso-wrap-style:square;mso-width-percent:0;mso-height-percent:0;mso-wrap-distance-left:9pt;mso-wrap-distance-top:0;mso-wrap-distance-right:9pt;mso-wrap-distance-bottom:0;mso-position-horizontal:absolute;mso-position-horizontal-relative:text;mso-position-vertical:absolute;mso-position-vertical-relative:text;mso-width-percent:0;mso-height-percent:0;mso-width-relative:margin;mso-height-relative:margin" from="1.55pt,5.8pt" to="1015.15pt,6.35pt" o:gfxdata="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" strokecolor="black [3200]" strokeweight=".5pt">
                       <v:stroke joinstyle="miter"/>
                     </v:line>
                   </w:pict>
@@ -412,8 +412,82 @@
           </w:p>
           <w:p>
             <w:pPr>
-              <w:spacing w:after="0" w:line="240" w:lineRule="auto"/>
+              <w:spacing w:before="120" w:after="120" w:line="240" w:lineRule="auto"/>
+              <w:rPr>
+                <w:rFonts w:ascii="Arial" w:hAnsi="Arial" w:cs="Arial"/>
+                <w:sz w:val="22"/>
+                <w:szCs w:val="22"/>
+              </w:rPr>
             </w:pPr>
+            <w:r>
+              <w:rPr>
+                <w:noProof/>
+              </w:rPr>
+              <mc:AlternateContent>
+                <mc:Choice Requires="wps">
+                  <w:drawing>
+                    <wp:anchor distT="0" distB="0" distL="114300" distR="114300" simplePos="0" relativeHeight="251663360" behindDoc="0" locked="0" layoutInCell="1" allowOverlap="1" wp14:anchorId="33F8919C" wp14:editId="05517C74">
+                      <wp:simplePos x="0" y="0"/>
+                      <wp:positionH relativeFrom="column">
+                        <wp:posOffset>0</wp:posOffset>
+                      </wp:positionH>
+                      <wp:positionV relativeFrom="paragraph">
+                        <wp:posOffset>55130</wp:posOffset>
+                      </wp:positionV>
+                      <wp:extent cx="12872484" cy="7089"/>
+                      <wp:effectExtent l="0" t="0" r="24765" b="31115"/>
+                      <wp:wrapNone/>
+                      <wp:docPr id="1633046816" name="Straight Connector 2"/>
+                      <wp:cNvGraphicFramePr/>
+                      <a:graphic xmlns:a="http://schemas.openxmlformats.org/drawingml/2006/main">
+                        <a:graphicData uri="http://schemas.microsoft.com/office/word/2010/wordprocessingShape">
+                          <wps:wsp>
+                            <wps:cNvCnPr/>
+                            <wps:spPr>
+                              <a:xfrm flipV="1">
+                                <a:off x="0" y="0"/>
+                                <a:ext cx="12872484" cy="7089"/>
+                              </a:xfrm>
+                              <a:prstGeom prst="line">
+                                <a:avLst/>
+                              </a:prstGeom>
+                            </wps:spPr>
+                            <wps:style>
+                              <a:lnRef idx="1">
+                                <a:schemeClr val="dk1"/>
+                              </a:lnRef>
+                              <a:fillRef idx="0">
+                                <a:schemeClr val="dk1"/>
+                              </a:fillRef>
+                              <a:effectRef idx="0">
+                                <a:schemeClr val="dk1"/>
+                              </a:effectRef>
+                              <a:fontRef idx="minor">
+                                <a:schemeClr val="tx1"/>
+                              </a:fontRef>
+                            </wps:style>
+                            <wps:bodyPr/>
+                          </wps:wsp>
+                        </a:graphicData>
+                      </a:graphic>
+                      <wp14:sizeRelH relativeFrom="margin">
+                        <wp14:pctWidth>0</wp14:pctWidth>
+                      </wp14:sizeRelH>
+                      <wp14:sizeRelV relativeFrom="margin">
+                        <wp14:pctHeight>0</wp14:pctHeight>
+                      </wp14:sizeRelV>
+                    </wp:anchor>
+                  </w:drawing>
+                </mc:Choice>
+                <mc:Fallback>
+                  <w:pict>
+                    <v:line w14:anchorId="10936E9A" id="Straight Connector 2" o:spid="_x0000_s1026" style="position:absolute;flip:y;z-index:251663360;visibility:visible;mso-wrap-style:square;mso-width-percent:0;mso-height-percent:0;mso-wrap-distance-left:9pt;mso-wrap-distance-top:0;mso-wrap-distance-right:9pt;mso-wrap-distance-bottom:0;mso-position-horizontal:absolute;mso-position-horizontal-relative:text;mso-position-vertical:absolute;mso-position-vertical-relative:text;mso-width-percent:0;mso-height-percent:0;mso-width-relative:margin;mso-height-relative:margin" from="0,4.35pt" to="1013.6pt,4.9pt" o:gfxdata="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" strokecolor="black [3200]" strokeweight=".5pt">
+                      <v:stroke joinstyle="miter"/>
+                    </v:line>
+                  </w:pict>
+                </mc:Fallback>
+              </mc:AlternateContent>
+            </w:r>
           </w:p>
           <w:tbl>
             <w:tblPr>
@@ -608,22 +682,81 @@
                   <w:pPr>
                     <w:framePr w:hSpace="180" w:wrap="around" w:hAnchor="margin" w:y="435"/>
                   </w:pPr>
+                  <w:r>
+                    <w:rPr>
+                      <w:noProof/>
+                    </w:rPr>
+                    <mc:AlternateContent>
+                      <mc:Choice Requires="wps">
+                        <w:drawing>
+                          <wp:anchor distT="0" distB="0" distL="114300" distR="114300" simplePos="0" relativeHeight="251665408" behindDoc="0" locked="0" layoutInCell="1" allowOverlap="1" wp14:anchorId="791B0554" wp14:editId="1CA86240">
+                            <wp:simplePos x="0" y="0"/>
+                            <wp:positionH relativeFrom="column">
+                              <wp:posOffset>0</wp:posOffset>
+                            </wp:positionH>
+                            <wp:positionV relativeFrom="paragraph">
+                              <wp:posOffset>5715</wp:posOffset>
+                            </wp:positionV>
+                            <wp:extent cx="12872484" cy="7089"/>
+                            <wp:effectExtent l="0" t="0" r="24765" b="31115"/>
+                            <wp:wrapNone/>
+                            <wp:docPr id="1222039423" name="Straight Connector 2"/>
+                            <wp:cNvGraphicFramePr/>
+                            <a:graphic xmlns:a="http://schemas.openxmlformats.org/drawingml/2006/main">
+                              <a:graphicData uri="http://schemas.microsoft.com/office/word/2010/wordprocessingShape">
+                                <wps:wsp>
+                                  <wps:cNvCnPr/>
+                                  <wps:spPr>
+                                    <a:xfrm flipV="1">
+                                      <a:off x="0" y="0"/>
+                                      <a:ext cx="12872484" cy="7089"/>
+                                    </a:xfrm>
+                                    <a:prstGeom prst="line">
+                                      <a:avLst/>
+                                    </a:prstGeom>
+                                  </wps:spPr>
+                                  <wps:style>
+                                    <a:lnRef idx="1">
+                                      <a:schemeClr val="dk1"/>
+                                    </a:lnRef>
+                                    <a:fillRef idx="0">
+                                      <a:schemeClr val="dk1"/>
+                                    </a:fillRef>
+                                    <a:effectRef idx="0">
+                                      <a:schemeClr val="dk1"/>
+                                    </a:effectRef>
+                                    <a:fontRef idx="minor">
+                                      <a:schemeClr val="tx1"/>
+                                    </a:fontRef>
+                                  </wps:style>
+                                  <wps:bodyPr/>
+                                </wps:wsp>
+                              </a:graphicData>
+                            </a:graphic>
+                            <wp14:sizeRelH relativeFrom="margin">
+                              <wp14:pctWidth>0</wp14:pctWidth>
+                            </wp14:sizeRelH>
+                            <wp14:sizeRelV relativeFrom="margin">
+                              <wp14:pctHeight>0</wp14:pctHeight>
+                            </wp14:sizeRelV>
+                          </wp:anchor>
+                        </w:drawing>
+                      </mc:Choice>
+                      <mc:Fallback>
+                        <w:pict>
+                          <v:line w14:anchorId="5332DE23" id="Straight Connector 2" o:spid="_x0000_s1026" style="position:absolute;flip:y;z-index:251665408;visibility:visible;mso-wrap-style:square;mso-width-percent:0;mso-height-percent:0;mso-wrap-distance-left:9pt;mso-wrap-distance-top:0;mso-wrap-distance-right:9pt;mso-wrap-distance-bottom:0;mso-position-horizontal:absolute;mso-position-horizontal-relative:text;mso-position-vertical:absolute;mso-position-vertical-relative:text;mso-width-percent:0;mso-height-percent:0;mso-width-relative:margin;mso-height-relative:margin" from="0,.45pt" to="1013.6pt,1pt" o:gfxdata="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" strokecolor="black [3200]" strokeweight=".5pt">
+                            <v:stroke joinstyle="miter"/>
+                          </v:line>
+                        </w:pict>
+                      </mc:Fallback>
+                    </mc:AlternateContent>
+                  </w:r>
                 </w:p>
               </w:tc>
             </w:tr>
           </w:tbl>
           <w:p>
             <w:pPr>
-              <w:spacing w:after="0" w:line="240" w:lineRule="auto"/>
-              <w:rPr>
-                <w:rFonts w:ascii="Arial" w:hAnsi="Arial" w:cs="Arial"/>
-                <w:sz w:val="21"/>
-                <w:szCs w:val="21"/>
-              </w:rPr>
-            </w:pPr>
-          </w:p>
-          <w:p>
-            <w:pPr>
               <w:pStyle w:val="Heading2"/>
               <w:spacing w:before="0" w:after="0" w:line="240" w:lineRule="auto"/>
             </w:pPr>
@@ -631,6 +764,7 @@
               <w:t>Work Experience</w:t>
             </w:r>
           </w:p>
+          <w:p/>
           <w:p>
             <w:r>
               <w:t xml:space="preserve">{%p for exp in </w:t>
@@ -839,6 +973,7 @@
                 <w:b/>
                 <w:bCs/>
               </w:rPr>
+              <w:lastRenderedPageBreak/>
               <w:t>Project Description</w:t>
             </w:r>
             <w:r>
@@ -947,7 +1082,77 @@
             </w:r>
             <w:proofErr w:type="gramEnd"/>
           </w:p>
-          <w:p/>
+          <w:p>
+            <w:r>
+              <w:rPr>
+                <w:noProof/>
+              </w:rPr>
+              <mc:AlternateContent>
+                <mc:Choice Requires="wps">
+                  <w:drawing>
+                    <wp:anchor distT="0" distB="0" distL="114300" distR="114300" simplePos="0" relativeHeight="251667456" behindDoc="0" locked="0" layoutInCell="1" allowOverlap="1" wp14:anchorId="5B70CCB2" wp14:editId="1169A547">
+                      <wp:simplePos x="0" y="0"/>
+                      <wp:positionH relativeFrom="column">
+                        <wp:posOffset>0</wp:posOffset>
+                      </wp:positionH>
+                      <wp:positionV relativeFrom="paragraph">
+                        <wp:posOffset>3175</wp:posOffset>
+                      </wp:positionV>
+                      <wp:extent cx="12872484" cy="7089"/>
+                      <wp:effectExtent l="0" t="0" r="24765" b="31115"/>
+                      <wp:wrapNone/>
+                      <wp:docPr id="53280177" name="Straight Connector 2"/>
+                      <wp:cNvGraphicFramePr/>
+                      <a:graphic xmlns:a="http://schemas.openxmlformats.org/drawingml/2006/main">
+                        <a:graphicData uri="http://schemas.microsoft.com/office/word/2010/wordprocessingShape">
+                          <wps:wsp>
+                            <wps:cNvCnPr/>
+                            <wps:spPr>
+                              <a:xfrm flipV="1">
+                                <a:off x="0" y="0"/>
+                                <a:ext cx="12872484" cy="7089"/>
+                              </a:xfrm>
+                              <a:prstGeom prst="line">
+                                <a:avLst/>
+                              </a:prstGeom>
+                            </wps:spPr>
+                            <wps:style>
+                              <a:lnRef idx="1">
+                                <a:schemeClr val="dk1"/>
+                              </a:lnRef>
+                              <a:fillRef idx="0">
+                                <a:schemeClr val="dk1"/>
+                              </a:fillRef>
+                              <a:effectRef idx="0">
+                                <a:schemeClr val="dk1"/>
+                              </a:effectRef>
+                              <a:fontRef idx="minor">
+                                <a:schemeClr val="tx1"/>
+                              </a:fontRef>
+                            </wps:style>
+                            <wps:bodyPr/>
+                          </wps:wsp>
+                        </a:graphicData>
+                      </a:graphic>
+                      <wp14:sizeRelH relativeFrom="margin">
+                        <wp14:pctWidth>0</wp14:pctWidth>
+                      </wp14:sizeRelH>
+                      <wp14:sizeRelV relativeFrom="margin">
+                        <wp14:pctHeight>0</wp14:pctHeight>
+                      </wp14:sizeRelV>
+                    </wp:anchor>
+                  </w:drawing>
+                </mc:Choice>
+                <mc:Fallback>
+                  <w:pict>
+                    <v:line w14:anchorId="6A12E35D" id="Straight Connector 2" o:spid="_x0000_s1026" style="position:absolute;flip:y;z-index:251667456;visibility:visible;mso-wrap-style:square;mso-width-percent:0;mso-height-percent:0;mso-wrap-distance-left:9pt;mso-wrap-distance-top:0;mso-wrap-distance-right:9pt;mso-wrap-distance-bottom:0;mso-position-horizontal:absolute;mso-position-horizontal-relative:text;mso-position-vertical:absolute;mso-position-vertical-relative:text;mso-width-percent:0;mso-height-percent:0;mso-width-relative:margin;mso-height-relative:margin" from="0,.25pt" to="1013.6pt,.8pt" o:gfxdata="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" strokecolor="black [3200]" strokeweight=".5pt">
+                      <v:stroke joinstyle="miter"/>
+                    </v:line>
+                  </w:pict>
+                </mc:Fallback>
+              </mc:AlternateContent>
+            </w:r>
+          </w:p>
           <w:p>
             <w:pPr>
               <w:pStyle w:val="Heading2"/>
@@ -1073,6 +1278,77 @@
               <w:t xml:space="preserve"> %}</w:t>
             </w:r>
             <w:proofErr w:type="gramEnd"/>
+          </w:p>
+          <w:p>
+            <w:r>
+              <w:rPr>
+                <w:noProof/>
+              </w:rPr>
+              <mc:AlternateContent>
+                <mc:Choice Requires="wps">
+                  <w:drawing>
+                    <wp:anchor distT="0" distB="0" distL="114300" distR="114300" simplePos="0" relativeHeight="251669504" behindDoc="0" locked="0" layoutInCell="1" allowOverlap="1" wp14:anchorId="115DD506" wp14:editId="4B3805BE">
+                      <wp:simplePos x="0" y="0"/>
+                      <wp:positionH relativeFrom="column">
+                        <wp:posOffset>0</wp:posOffset>
+                      </wp:positionH>
+                      <wp:positionV relativeFrom="paragraph">
+                        <wp:posOffset>81222</wp:posOffset>
+                      </wp:positionV>
+                      <wp:extent cx="12872484" cy="7089"/>
+                      <wp:effectExtent l="0" t="0" r="24765" b="31115"/>
+                      <wp:wrapNone/>
+                      <wp:docPr id="1778379224" name="Straight Connector 2"/>
+                      <wp:cNvGraphicFramePr/>
+                      <a:graphic xmlns:a="http://schemas.openxmlformats.org/drawingml/2006/main">
+                        <a:graphicData uri="http://schemas.microsoft.com/office/word/2010/wordprocessingShape">
+                          <wps:wsp>
+                            <wps:cNvCnPr/>
+                            <wps:spPr>
+                              <a:xfrm flipV="1">
+                                <a:off x="0" y="0"/>
+                                <a:ext cx="12872484" cy="7089"/>
+                              </a:xfrm>
+                              <a:prstGeom prst="line">
+                                <a:avLst/>
+                              </a:prstGeom>
+                            </wps:spPr>
+                            <wps:style>
+                              <a:lnRef idx="1">
+                                <a:schemeClr val="dk1"/>
+                              </a:lnRef>
+                              <a:fillRef idx="0">
+                                <a:schemeClr val="dk1"/>
+                              </a:fillRef>
+                              <a:effectRef idx="0">
+                                <a:schemeClr val="dk1"/>
+                              </a:effectRef>
+                              <a:fontRef idx="minor">
+                                <a:schemeClr val="tx1"/>
+                              </a:fontRef>
+                            </wps:style>
+                            <wps:bodyPr/>
+                          </wps:wsp>
+                        </a:graphicData>
+                      </a:graphic>
+                      <wp14:sizeRelH relativeFrom="margin">
+                        <wp14:pctWidth>0</wp14:pctWidth>
+                      </wp14:sizeRelH>
+                      <wp14:sizeRelV relativeFrom="margin">
+                        <wp14:pctHeight>0</wp14:pctHeight>
+                      </wp14:sizeRelV>
+                    </wp:anchor>
+                  </w:drawing>
+                </mc:Choice>
+                <mc:Fallback>
+                  <w:pict>
+                    <v:line w14:anchorId="2C330AFF" id="Straight Connector 2" o:spid="_x0000_s1026" style="position:absolute;flip:y;z-index:251669504;visibility:visible;mso-wrap-style:square;mso-width-percent:0;mso-height-percent:0;mso-wrap-distance-left:9pt;mso-wrap-distance-top:0;mso-wrap-distance-right:9pt;mso-wrap-distance-bottom:0;mso-position-horizontal:absolute;mso-position-horizontal-relative:text;mso-position-vertical:absolute;mso-position-vertical-relative:text;mso-width-percent:0;mso-height-percent:0;mso-width-relative:margin;mso-height-relative:margin" from="0,6.4pt" to="1013.6pt,6.95pt" o:gfxdata="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" strokecolor="black [3200]" strokeweight=".5pt">
+                      <v:stroke joinstyle="miter"/>
+                    </v:line>
+                  </w:pict>
+                </mc:Fallback>
+              </mc:AlternateContent>
+            </w:r>
           </w:p>
           <w:p>
             <w:pPr>
@@ -1080,10 +1356,7 @@
               <w:spacing w:before="0" w:line="240" w:lineRule="auto"/>
             </w:pPr>
             <w:r>
-              <w:t>Certifications</w:t>
-            </w:r>
-            <w:r>
-              <w:t xml:space="preserve"> </w:t>
+              <w:t xml:space="preserve">Certifications </w:t>
             </w:r>
             <w:r>
               <w:t xml:space="preserve"> </w:t>
@@ -1432,8 +1705,7 @@
       </w:pPr>
     </w:p>
     <w:sectPr>
-      <w:headerReference w:type="default" r:id="rId13"/>
-      <w:footerReference w:type="default" r:id="rId14"/>
+      <w:footerReference w:type="default" r:id="rId13"/>
       <w:pgSz w:w="12240" w:h="15840"/>
       <w:pgMar w:top="1440" w:right="1440" w:bottom="1440" w:left="1440" w:header="708" w:footer="708" w:gutter="0"/>
       <w:cols w:space="708"/>
@@ -1483,7 +1755,23 @@
         <w:sz w:val="18"/>
         <w:szCs w:val="18"/>
       </w:rPr>
-      <w:t>© 2025 NTT DATA, Inc.</w:t>
+      <w:t>© 202</w:t>
+    </w:r>
+    <w:r>
+      <w:rPr>
+        <w:rFonts w:ascii="Arial" w:hAnsi="Arial" w:cs="Arial"/>
+        <w:sz w:val="18"/>
+        <w:szCs w:val="18"/>
+      </w:rPr>
+      <w:t>6</w:t>
+    </w:r>
+    <w:r>
+      <w:rPr>
+        <w:rFonts w:ascii="Arial" w:hAnsi="Arial" w:cs="Arial"/>
+        <w:sz w:val="18"/>
+        <w:szCs w:val="18"/>
+      </w:rPr>
+      <w:t xml:space="preserve"> NTT DATA, Inc.</w:t>
     </w:r>
     <w:r>
       <w:rPr>
@@ -1541,67 +1829,6 @@
     </w:p>
   </w:footnote>
 </w:footnotes>
-</file>
-
-<file path=word/header1.xml><?xml version="1.0" encoding="utf-8"?>
-<w:hdr xmlns:wpc="http://schemas.microsoft.com/office/word/2010/wordprocessingCanvas" xmlns:cx="http://schemas.microsoft.com/office/drawing/2014/chartex" xmlns:cx1="http://schemas.microsoft.com/office/drawing/2015/9/8/chartex" xmlns:cx2="http://schemas.microsoft.com/office/drawing/2015/10/21/chartex" xmlns:cx3="http://schemas.microsoft.com/office/drawing/2016/5/9/chartex" xmlns:cx4="http://schemas.microsoft.com/office/drawing/2016/5/10/chartex" xmlns:cx5="http://schemas.microsoft.com/office/drawing/2016/5/11/chartex" xmlns:cx6="http://schemas.microsoft.com/office/drawing/2016/5/12/chartex" xmlns:cx7="http://schemas.microsoft.com/office/drawing/2016/5/13/chartex" xmlns:cx8="http://schemas.microsoft.com/office/drawing/2016/5/14/chartex" xmlns:mc="http://schemas.openxmlformats.org/markup-compatibility/2006" xmlns:aink="http://schemas.microsoft.com/office/drawing/2016/ink" xmlns:am3d="http://schemas.microsoft.com/office/drawing/2017/model3d" xmlns:o="urn:schemas-microsoft-com:office:office" xmlns:oel="http://schemas.microsoft.com/office/2019/extlst" xmlns:r="http://schemas.openxmlformats.org/officeDocument/2006/relationships" xmlns:m="http://schemas.openxmlformats.org/officeDocument/2006/math" xmlns:v="urn:schemas-microsoft-com:vml" xmlns:wp14="http://schemas.microsoft.com/office/word/2010/wordprocessingDrawing" xmlns:wp="http://schemas.openxmlformats.org/drawingml/2006/wordprocessingDrawing" xmlns:w10="urn:schemas-microsoft-com:office:word" xmlns:w="http://schemas.openxmlformats.org/wordprocessingml/2006/main" xmlns:w14="http://schemas.microsoft.com/office/word/2010/wordml" xmlns:w15="http://schemas.microsoft.com/office/word/2012/wordml" xmlns:w16cex="http://schemas.microsoft.com/office/word/2018/wordml/cex" xmlns:w16cid="http://schemas.microsoft.com/office/word/2016/wordml/cid" xmlns:w16="http://schemas.microsoft.com/office/word/2018/wordml" xmlns:w16du="http://schemas.microsoft.com/office/word/2023/wordml/word16du" xmlns:w16sdtdh="http://schemas.microsoft.com/office/word/2020/wordml/sdtdatahash" xmlns:w16sdtfl="http://schemas.microsoft.com/office/word/2024/wordml/sdtformatlock" xmlns:w16se="http://schemas.microsoft.com/office/word/2015/wordml/symex" xmlns:wpg="http://schemas.microsoft.com/office/word/2010/wordprocessingGroup" xmlns:wpi="http://schemas.microsoft.com/office/word/2010/wordprocessingInk" xmlns:wne="http://schemas.microsoft.com/office/word/2006/wordml" xmlns:wps="http://schemas.microsoft.com/office/word/2010/wordprocessingShape" mc:Ignorable="w14 w15 w16se w16cid w16 w16cex w16sdtdh w16sdtfl w16du wp14">
-  <w:p>
-    <w:pPr>
-      <w:pStyle w:val="Header"/>
-    </w:pPr>
-    <w:r>
-      <w:rPr>
-        <w:noProof/>
-      </w:rPr>
-      <w:drawing>
-        <wp:inline distT="0" distB="0" distL="0" distR="0" wp14:anchorId="3DCCD039" wp14:editId="4D799BB7">
-          <wp:extent cx="1735189" cy="476250"/>
-          <wp:effectExtent l="0" t="0" r="0" b="0"/>
-          <wp:docPr id="1158517748" name="Picture 1" descr="A blue text on a black background&#10;&#10;AI-generated content may be incorrect."/>
-          <wp:cNvGraphicFramePr>
-            <a:graphicFrameLocks xmlns:a="http://schemas.openxmlformats.org/drawingml/2006/main" noChangeAspect="1"/>
-          </wp:cNvGraphicFramePr>
-          <a:graphic xmlns:a="http://schemas.openxmlformats.org/drawingml/2006/main">
-            <a:graphicData uri="http://schemas.openxmlformats.org/drawingml/2006/picture">
-              <pic:pic xmlns:pic="http://schemas.openxmlformats.org/drawingml/2006/picture">
-                <pic:nvPicPr>
-                  <pic:cNvPr id="1158517748" name="Picture 1" descr="A blue text on a black background&#10;&#10;AI-generated content may be incorrect."/>
-                  <pic:cNvPicPr/>
-                </pic:nvPicPr>
-                <pic:blipFill>
-                  <a:blip r:embed="rId1">
-                    <a:extLst>
-                      <a:ext uri="{28A0092B-C50C-407E-A947-70E740481C1C}">
-                        <a14:useLocalDpi xmlns:a14="http://schemas.microsoft.com/office/drawing/2010/main" val="0"/>
-                      </a:ext>
-                    </a:extLst>
-                  </a:blip>
-                  <a:stretch>
-                    <a:fillRect/>
-                  </a:stretch>
-                </pic:blipFill>
-                <pic:spPr>
-                  <a:xfrm>
-                    <a:off x="0" y="0"/>
-                    <a:ext cx="1802081" cy="494610"/>
-                  </a:xfrm>
-                  <a:prstGeom prst="rect">
-                    <a:avLst/>
-                  </a:prstGeom>
-                </pic:spPr>
-              </pic:pic>
-            </a:graphicData>
-          </a:graphic>
-        </wp:inline>
-      </w:drawing>
-    </w:r>
-  </w:p>
-  <w:p>
-    <w:pPr>
-      <w:pStyle w:val="Header"/>
-    </w:pPr>
-  </w:p>
-</w:hdr>
 </file>
 
 <file path=word/numbering.xml><?xml version="1.0" encoding="utf-8"?>
@@ -5900,6 +6127,26 @@
 </file>
 
 <file path=customXml/item1.xml><?xml version="1.0" encoding="utf-8"?>
+<p:properties xmlns:p="http://schemas.microsoft.com/office/2006/metadata/properties" xmlns:xsi="http://www.w3.org/2001/XMLSchema-instance" xmlns:pc="http://schemas.microsoft.com/office/infopath/2007/PartnerControls">
+  <documentManagement>
+    <lcf76f155ced4ddcb4097134ff3c332f xmlns="825b4f20-597c-4909-bc0b-368dce048b6f">
+      <Terms xmlns="http://schemas.microsoft.com/office/infopath/2007/PartnerControls"/>
+    </lcf76f155ced4ddcb4097134ff3c332f>
+    <TaxCatchAll xmlns="88277476-d7b8-4914-a8c1-9da81a4263ec" xsi:nil="true"/>
+  </documentManagement>
+</p:properties>
+</file>
+
+<file path=customXml/item2.xml><?xml version="1.0" encoding="utf-8"?>
+<?mso-contentType ?>
+<FormTemplates xmlns="http://schemas.microsoft.com/sharepoint/v3/contenttype/forms">
+  <Display>DocumentLibraryForm</Display>
+  <Edit>DocumentLibraryForm</Edit>
+  <New>DocumentLibraryForm</New>
+</FormTemplates>
+</file>
+
+<file path=customXml/item3.xml><?xml version="1.0" encoding="utf-8"?>
 <ct:contentTypeSchema xmlns:ct="http://schemas.microsoft.com/office/2006/metadata/contentType" xmlns:ma="http://schemas.microsoft.com/office/2006/metadata/properties/metaAttributes" ct:_="" ma:_="" ma:contentTypeName="Document" ma:contentTypeID="0x0101001E38EA68A930BD46B01877FE0E57C759" ma:contentTypeVersion="16" ma:contentTypeDescription="Create a new document." ma:contentTypeScope="" ma:versionID="b6cd807e6e26a14c07b7465fe5f5751a">
   <xsd:schema xmlns:xsd="http://www.w3.org/2001/XMLSchema" xmlns:xs="http://www.w3.org/2001/XMLSchema" xmlns:p="http://schemas.microsoft.com/office/2006/metadata/properties" xmlns:ns2="825b4f20-597c-4909-bc0b-368dce048b6f" xmlns:ns3="88277476-d7b8-4914-a8c1-9da81a4263ec" targetNamespace="http://schemas.microsoft.com/office/2006/metadata/properties" ma:root="true" ma:fieldsID="5b294db8e546cc00891ba7de715fede2" ns2:_="" ns3:_="">
     <xsd:import namespace="825b4f20-597c-4909-bc0b-368dce048b6f"/>
@@ -6126,27 +6373,26 @@
 </ct:contentTypeSchema>
 </file>
 
-<file path=customXml/item2.xml><?xml version="1.0" encoding="utf-8"?>
-<?mso-contentType ?>
-<FormTemplates xmlns="http://schemas.microsoft.com/sharepoint/v3/contenttype/forms">
-  <Display>DocumentLibraryForm</Display>
-  <Edit>DocumentLibraryForm</Edit>
-  <New>DocumentLibraryForm</New>
-</FormTemplates>
+<file path=customXml/itemProps1.xml><?xml version="1.0" encoding="utf-8"?>
+<ds:datastoreItem xmlns:ds="http://schemas.openxmlformats.org/officeDocument/2006/customXml" ds:itemID="{94ACB0AA-19CB-4A86-8E58-EBBD44A97BCC}">
+  <ds:schemaRefs>
+    <ds:schemaRef ds:uri="http://schemas.microsoft.com/office/2006/metadata/properties"/>
+    <ds:schemaRef ds:uri="http://schemas.microsoft.com/office/infopath/2007/PartnerControls"/>
+    <ds:schemaRef ds:uri="825b4f20-597c-4909-bc0b-368dce048b6f"/>
+    <ds:schemaRef ds:uri="88277476-d7b8-4914-a8c1-9da81a4263ec"/>
+  </ds:schemaRefs>
+</ds:datastoreItem>
 </file>
 
-<file path=customXml/item3.xml><?xml version="1.0" encoding="utf-8"?>
-<p:properties xmlns:p="http://schemas.microsoft.com/office/2006/metadata/properties" xmlns:xsi="http://www.w3.org/2001/XMLSchema-instance" xmlns:pc="http://schemas.microsoft.com/office/infopath/2007/PartnerControls">
-  <documentManagement>
-    <lcf76f155ced4ddcb4097134ff3c332f xmlns="825b4f20-597c-4909-bc0b-368dce048b6f">
-      <Terms xmlns="http://schemas.microsoft.com/office/infopath/2007/PartnerControls"/>
-    </lcf76f155ced4ddcb4097134ff3c332f>
-    <TaxCatchAll xmlns="88277476-d7b8-4914-a8c1-9da81a4263ec" xsi:nil="true"/>
-  </documentManagement>
-</p:properties>
+<file path=customXml/itemProps2.xml><?xml version="1.0" encoding="utf-8"?>
+<ds:datastoreItem xmlns:ds="http://schemas.openxmlformats.org/officeDocument/2006/customXml" ds:itemID="{1BA90A2F-8B0E-4DA6-B84C-5650BE5F9A62}">
+  <ds:schemaRefs>
+    <ds:schemaRef ds:uri="http://schemas.microsoft.com/sharepoint/v3/contenttype/forms"/>
+  </ds:schemaRefs>
+</ds:datastoreItem>
 </file>
 
-<file path=customXml/itemProps1.xml><?xml version="1.0" encoding="utf-8"?>
+<file path=customXml/itemProps3.xml><?xml version="1.0" encoding="utf-8"?>
 <ds:datastoreItem xmlns:ds="http://schemas.openxmlformats.org/officeDocument/2006/customXml" ds:itemID="{348A0A66-D218-45F0-B01F-7FA602CD2750}">
   <ds:schemaRefs>
     <ds:schemaRef ds:uri="http://schemas.microsoft.com/office/2006/metadata/contentType"/>
@@ -6163,23 +6409,4 @@
     <ds:schemaRef ds:uri="http://schemas.microsoft.com/internal/obd"/>
   </ds:schemaRefs>
 </ds:datastoreItem>
-</file>
-
-<file path=customXml/itemProps2.xml><?xml version="1.0" encoding="utf-8"?>
-<ds:datastoreItem xmlns:ds="http://schemas.openxmlformats.org/officeDocument/2006/customXml" ds:itemID="{1BA90A2F-8B0E-4DA6-B84C-5650BE5F9A62}">
-  <ds:schemaRefs>
-    <ds:schemaRef ds:uri="http://schemas.microsoft.com/sharepoint/v3/contenttype/forms"/>
-  </ds:schemaRefs>
-</ds:datastoreItem>
-</file>
-
-<file path=customXml/itemProps3.xml><?xml version="1.0" encoding="utf-8"?>
-<ds:datastoreItem xmlns:ds="http://schemas.openxmlformats.org/officeDocument/2006/customXml" ds:itemID="{94ACB0AA-19CB-4A86-8E58-EBBD44A97BCC}">
-  <ds:schemaRefs>
-    <ds:schemaRef ds:uri="http://schemas.microsoft.com/office/2006/metadata/properties"/>
-    <ds:schemaRef ds:uri="http://schemas.microsoft.com/office/infopath/2007/PartnerControls"/>
-    <ds:schemaRef ds:uri="825b4f20-597c-4909-bc0b-368dce048b6f"/>
-    <ds:schemaRef ds:uri="88277476-d7b8-4914-a8c1-9da81a4263ec"/>
-  </ds:schemaRefs>
-</ds:datastoreItem>
 </file>
--- a/backend/template/NTT_DATA_Master_Templates_en.docx
+++ b/backend/template/NTT_DATA_Master_Templates_en.docx
@@ -79,22 +79,22 @@
           </w:p>
           <w:p>
             <w:pPr>
+              <w:jc w:val="center"/>
+            </w:pPr>
+            <w:bookmarkStart w:id="0" w:name="PROFILE_PHOTO"/>
+            <w:r>
+              <w:t>{{ profile_pic }}</w:t>
+            </w:r>
+          </w:p>
+          <w:bookmarkEnd w:id="0"/>
+          <w:p>
+            <w:pPr>
               <w:pStyle w:val="Heading2"/>
               <w:spacing w:line="240" w:lineRule="auto"/>
               <w:jc w:val="center"/>
             </w:pPr>
-            <w:proofErr w:type="gramStart"/>
-            <w:r>
-              <w:t xml:space="preserve">{{ </w:t>
-            </w:r>
-            <w:proofErr w:type="spellStart"/>
-            <w:r>
-              <w:t>fullName</w:t>
-            </w:r>
-            <w:proofErr w:type="spellEnd"/>
-            <w:proofErr w:type="gramEnd"/>
-            <w:r>
-              <w:t xml:space="preserve"> }}</w:t>
+            <w:r>
+              <w:t>{{ fullName }}</w:t>
             </w:r>
           </w:p>
           <w:p>
@@ -102,16 +102,12 @@
               <w:pStyle w:val="Heading2"/>
               <w:jc w:val="center"/>
             </w:pPr>
-            <w:proofErr w:type="gramStart"/>
             <w:r>
               <w:t xml:space="preserve">{{ </w:t>
             </w:r>
-            <w:proofErr w:type="spellStart"/>
             <w:r>
               <w:t>jobTitle</w:t>
             </w:r>
-            <w:proofErr w:type="spellEnd"/>
-            <w:proofErr w:type="gramEnd"/>
             <w:r>
               <w:t xml:space="preserve"> </w:t>
             </w:r>
@@ -123,13 +119,8 @@
             <w:pPr>
               <w:jc w:val="center"/>
             </w:pPr>
-            <w:proofErr w:type="gramStart"/>
-            <w:r>
-              <w:t>{{ email</w:t>
-            </w:r>
-            <w:proofErr w:type="gramEnd"/>
-            <w:r>
-              <w:t xml:space="preserve"> }}</w:t>
+            <w:r>
+              <w:t>{{ email }}</w:t>
             </w:r>
             <w:r>
               <w:t xml:space="preserve"> | </w:t>
@@ -181,16 +172,11 @@
               </w:drawing>
             </w:r>
             <w:r>
-              <w:t xml:space="preserve">- </w:t>
-            </w:r>
-            <w:proofErr w:type="gramStart"/>
-            <w:r>
-              <w:t xml:space="preserve">{{ </w:t>
+              <w:t xml:space="preserve">- {{ </w:t>
             </w:r>
             <w:r>
               <w:t>phone</w:t>
             </w:r>
-            <w:proofErr w:type="gramEnd"/>
             <w:r>
               <w:t xml:space="preserve"> }}</w:t>
             </w:r>
@@ -206,23 +192,13 @@
                 <w:szCs w:val="22"/>
               </w:rPr>
             </w:pPr>
-            <w:proofErr w:type="gramStart"/>
             <w:r>
               <w:rPr>
                 <w:rFonts w:ascii="Arial" w:hAnsi="Arial" w:cs="Arial"/>
                 <w:sz w:val="22"/>
                 <w:szCs w:val="22"/>
               </w:rPr>
-              <w:t>{{ location</w:t>
-            </w:r>
-            <w:proofErr w:type="gramEnd"/>
-            <w:r>
-              <w:rPr>
-                <w:rFonts w:ascii="Arial" w:hAnsi="Arial" w:cs="Arial"/>
-                <w:sz w:val="22"/>
-                <w:szCs w:val="22"/>
-              </w:rPr>
-              <w:t xml:space="preserve"> }}</w:t>
+              <w:t>{{ location }}</w:t>
             </w:r>
           </w:p>
           <w:p>
@@ -310,21 +286,11 @@
           </w:p>
           <w:p>
             <w:r>
-              <w:t xml:space="preserve">{%p for </w:t>
-            </w:r>
-            <w:proofErr w:type="spellStart"/>
-            <w:r>
-              <w:t>profSummary</w:t>
-            </w:r>
-            <w:proofErr w:type="spellEnd"/>
-            <w:r>
-              <w:t xml:space="preserve"> in </w:t>
-            </w:r>
-            <w:proofErr w:type="spellStart"/>
+              <w:t xml:space="preserve">{%p for profSummary in </w:t>
+            </w:r>
             <w:r>
               <w:t>professionalSummary</w:t>
             </w:r>
-            <w:proofErr w:type="spellEnd"/>
             <w:r>
               <w:t xml:space="preserve"> %}</w:t>
             </w:r>
@@ -343,33 +309,13 @@
                 <w:szCs w:val="22"/>
               </w:rPr>
             </w:pPr>
-            <w:proofErr w:type="gramStart"/>
             <w:r>
               <w:rPr>
                 <w:rFonts w:ascii="Arial" w:hAnsi="Arial" w:cs="Arial"/>
                 <w:sz w:val="22"/>
                 <w:szCs w:val="22"/>
               </w:rPr>
-              <w:t xml:space="preserve">{{ </w:t>
-            </w:r>
-            <w:proofErr w:type="spellStart"/>
-            <w:r>
-              <w:rPr>
-                <w:rFonts w:ascii="Arial" w:hAnsi="Arial" w:cs="Arial"/>
-                <w:sz w:val="22"/>
-                <w:szCs w:val="22"/>
-              </w:rPr>
-              <w:t>profSummary</w:t>
-            </w:r>
-            <w:proofErr w:type="spellEnd"/>
-            <w:proofErr w:type="gramEnd"/>
-            <w:r>
-              <w:rPr>
-                <w:rFonts w:ascii="Arial" w:hAnsi="Arial" w:cs="Arial"/>
-                <w:sz w:val="22"/>
-                <w:szCs w:val="22"/>
-              </w:rPr>
-              <w:t xml:space="preserve"> }}</w:t>
+              <w:t>{{ profSummary }}</w:t>
             </w:r>
           </w:p>
           <w:p>
@@ -387,28 +333,8 @@
                 <w:sz w:val="22"/>
                 <w:szCs w:val="22"/>
               </w:rPr>
-              <w:t xml:space="preserve">{%p </w:t>
-            </w:r>
-            <w:proofErr w:type="spellStart"/>
-            <w:proofErr w:type="gramStart"/>
-            <w:r>
-              <w:rPr>
-                <w:rFonts w:ascii="Arial" w:hAnsi="Arial" w:cs="Arial"/>
-                <w:sz w:val="22"/>
-                <w:szCs w:val="22"/>
-              </w:rPr>
-              <w:t>endfor</w:t>
-            </w:r>
-            <w:proofErr w:type="spellEnd"/>
-            <w:r>
-              <w:rPr>
-                <w:rFonts w:ascii="Arial" w:hAnsi="Arial" w:cs="Arial"/>
-                <w:sz w:val="22"/>
-                <w:szCs w:val="22"/>
-              </w:rPr>
-              <w:t xml:space="preserve"> %}</w:t>
-            </w:r>
-            <w:proofErr w:type="gramEnd"/>
+              <w:t>{%p endfor %}</w:t>
+            </w:r>
           </w:p>
           <w:p>
             <w:pPr>
@@ -527,21 +453,8 @@
                     <w:framePr w:hSpace="180" w:wrap="around" w:hAnchor="margin" w:y="435"/>
                   </w:pPr>
                   <w:r>
-                    <w:t xml:space="preserve">{%p for skill in </w:t>
+                    <w:t>{%p for skill in technicalSkills.primary%}</w:t>
                   </w:r>
-                  <w:proofErr w:type="spellStart"/>
-                  <w:r>
-                    <w:t>technicalSkills.</w:t>
-                  </w:r>
-                  <w:proofErr w:type="gramStart"/>
-                  <w:r>
-                    <w:t>primary</w:t>
-                  </w:r>
-                  <w:proofErr w:type="spellEnd"/>
-                  <w:r>
-                    <w:t>%}</w:t>
-                  </w:r>
-                  <w:proofErr w:type="gramEnd"/>
                 </w:p>
                 <w:p>
                   <w:pPr>
@@ -552,29 +465,8 @@
                       <w:numId w:val="25"/>
                     </w:numPr>
                   </w:pPr>
-                  <w:proofErr w:type="gramStart"/>
                   <w:r>
-                    <w:t xml:space="preserve">{{ </w:t>
-                  </w:r>
-                  <w:proofErr w:type="spellStart"/>
-                  <w:r>
-                    <w:t>skill</w:t>
-                  </w:r>
-                  <w:proofErr w:type="gramEnd"/>
-                  <w:r>
-                    <w:t>.</w:t>
-                  </w:r>
-                  <w:proofErr w:type="gramStart"/>
-                  <w:r>
-                    <w:t>skillName</w:t>
-                  </w:r>
-                  <w:proofErr w:type="spellEnd"/>
-                  <w:r>
-                    <w:t xml:space="preserve"> }</w:t>
-                  </w:r>
-                  <w:proofErr w:type="gramEnd"/>
-                  <w:r>
-                    <w:t xml:space="preserve">} </w:t>
+                    <w:t xml:space="preserve">{{ skill.skillName }} </w:t>
                   </w:r>
                 </w:p>
                 <w:p>
@@ -582,18 +474,8 @@
                     <w:framePr w:hSpace="180" w:wrap="around" w:hAnchor="margin" w:y="435"/>
                   </w:pPr>
                   <w:r>
-                    <w:t xml:space="preserve">{%p </w:t>
+                    <w:t>{%p endfor %}</w:t>
                   </w:r>
-                  <w:proofErr w:type="spellStart"/>
-                  <w:proofErr w:type="gramStart"/>
-                  <w:r>
-                    <w:t>endfor</w:t>
-                  </w:r>
-                  <w:proofErr w:type="spellEnd"/>
-                  <w:r>
-                    <w:t xml:space="preserve"> %}</w:t>
-                  </w:r>
-                  <w:proofErr w:type="gramEnd"/>
                 </w:p>
                 <w:p>
                   <w:pPr>
@@ -610,21 +492,8 @@
                     <w:framePr w:hSpace="180" w:wrap="around" w:hAnchor="margin" w:y="435"/>
                   </w:pPr>
                   <w:r>
-                    <w:t xml:space="preserve">{%p for skill in </w:t>
+                    <w:t>{%p for skill in technicalSkills.secondary%}</w:t>
                   </w:r>
-                  <w:proofErr w:type="spellStart"/>
-                  <w:r>
-                    <w:t>technicalSkills.</w:t>
-                  </w:r>
-                  <w:proofErr w:type="gramStart"/>
-                  <w:r>
-                    <w:t>secondary</w:t>
-                  </w:r>
-                  <w:proofErr w:type="spellEnd"/>
-                  <w:r>
-                    <w:t>%}</w:t>
-                  </w:r>
-                  <w:proofErr w:type="gramEnd"/>
                 </w:p>
                 <w:p>
                   <w:pPr>
@@ -635,29 +504,8 @@
                       <w:numId w:val="25"/>
                     </w:numPr>
                   </w:pPr>
-                  <w:proofErr w:type="gramStart"/>
                   <w:r>
-                    <w:t xml:space="preserve">{{ </w:t>
-                  </w:r>
-                  <w:proofErr w:type="spellStart"/>
-                  <w:r>
-                    <w:t>skill</w:t>
-                  </w:r>
-                  <w:proofErr w:type="gramEnd"/>
-                  <w:r>
-                    <w:t>.</w:t>
-                  </w:r>
-                  <w:proofErr w:type="gramStart"/>
-                  <w:r>
-                    <w:t>skillName</w:t>
-                  </w:r>
-                  <w:proofErr w:type="spellEnd"/>
-                  <w:r>
-                    <w:t xml:space="preserve"> }</w:t>
-                  </w:r>
-                  <w:proofErr w:type="gramEnd"/>
-                  <w:r>
-                    <w:t xml:space="preserve">} </w:t>
+                    <w:t xml:space="preserve">{{ skill.skillName }} </w:t>
                   </w:r>
                 </w:p>
                 <w:p>
@@ -665,18 +513,8 @@
                     <w:framePr w:hSpace="180" w:wrap="around" w:hAnchor="margin" w:y="435"/>
                   </w:pPr>
                   <w:r>
-                    <w:t xml:space="preserve">{%p </w:t>
+                    <w:t>{%p endfor %}</w:t>
                   </w:r>
-                  <w:proofErr w:type="spellStart"/>
-                  <w:proofErr w:type="gramStart"/>
-                  <w:r>
-                    <w:t>endfor</w:t>
-                  </w:r>
-                  <w:proofErr w:type="spellEnd"/>
-                  <w:r>
-                    <w:t xml:space="preserve"> %}</w:t>
-                  </w:r>
-                  <w:proofErr w:type="gramEnd"/>
                 </w:p>
                 <w:p>
                   <w:pPr>
@@ -767,13 +605,8 @@
           <w:p/>
           <w:p>
             <w:r>
-              <w:t xml:space="preserve">{%p for exp in </w:t>
-            </w:r>
-            <w:proofErr w:type="gramStart"/>
-            <w:r>
-              <w:t>experience %}}</w:t>
-            </w:r>
-            <w:proofErr w:type="gramEnd"/>
+              <w:t>{%p for exp in experience %}}</w:t>
+            </w:r>
           </w:p>
           <w:p>
             <w:r>
@@ -784,79 +617,7 @@
               <w:t>Facility</w:t>
             </w:r>
             <w:r>
-              <w:t xml:space="preserve">: </w:t>
-            </w:r>
-            <w:proofErr w:type="gramStart"/>
-            <w:r>
-              <w:t xml:space="preserve">{{ </w:t>
-            </w:r>
-            <w:proofErr w:type="spellStart"/>
-            <w:r>
-              <w:t>exp</w:t>
-            </w:r>
-            <w:proofErr w:type="gramEnd"/>
-            <w:r>
-              <w:t>.</w:t>
-            </w:r>
-            <w:proofErr w:type="gramStart"/>
-            <w:r>
-              <w:t>company</w:t>
-            </w:r>
-            <w:proofErr w:type="spellEnd"/>
-            <w:r>
-              <w:t xml:space="preserve"> }</w:t>
-            </w:r>
-            <w:proofErr w:type="gramEnd"/>
-            <w:r>
-              <w:t xml:space="preserve">}                                                     </w:t>
-            </w:r>
-            <w:proofErr w:type="gramStart"/>
-            <w:r>
-              <w:t xml:space="preserve">   {{ </w:t>
-            </w:r>
-            <w:proofErr w:type="spellStart"/>
-            <w:r>
-              <w:t>exp</w:t>
-            </w:r>
-            <w:proofErr w:type="gramEnd"/>
-            <w:r>
-              <w:t>.</w:t>
-            </w:r>
-            <w:proofErr w:type="gramStart"/>
-            <w:r>
-              <w:t>startDate</w:t>
-            </w:r>
-            <w:proofErr w:type="spellEnd"/>
-            <w:r>
-              <w:t xml:space="preserve"> }</w:t>
-            </w:r>
-            <w:proofErr w:type="gramEnd"/>
-            <w:r>
-              <w:t xml:space="preserve">} – </w:t>
-            </w:r>
-            <w:proofErr w:type="gramStart"/>
-            <w:r>
-              <w:t xml:space="preserve">{{ </w:t>
-            </w:r>
-            <w:proofErr w:type="spellStart"/>
-            <w:r>
-              <w:t>exp</w:t>
-            </w:r>
-            <w:proofErr w:type="gramEnd"/>
-            <w:r>
-              <w:t>.</w:t>
-            </w:r>
-            <w:proofErr w:type="gramStart"/>
-            <w:r>
-              <w:t>endDate</w:t>
-            </w:r>
-            <w:proofErr w:type="spellEnd"/>
-            <w:r>
-              <w:t xml:space="preserve"> }</w:t>
-            </w:r>
-            <w:proofErr w:type="gramEnd"/>
-            <w:r>
-              <w:t>}</w:t>
+              <w:t>: {{ exp.company }}                                                        {{ exp.startDate }} – {{ exp.endDate }}</w:t>
             </w:r>
           </w:p>
           <w:p>
@@ -868,31 +629,7 @@
               <w:t>Position/Title</w:t>
             </w:r>
             <w:r>
-              <w:t xml:space="preserve">: </w:t>
-            </w:r>
-            <w:proofErr w:type="gramStart"/>
-            <w:r>
-              <w:t xml:space="preserve">{{ </w:t>
-            </w:r>
-            <w:proofErr w:type="spellStart"/>
-            <w:r>
-              <w:t>exp</w:t>
-            </w:r>
-            <w:proofErr w:type="gramEnd"/>
-            <w:r>
-              <w:t>.</w:t>
-            </w:r>
-            <w:proofErr w:type="gramStart"/>
-            <w:r>
-              <w:t>title</w:t>
-            </w:r>
-            <w:proofErr w:type="spellEnd"/>
-            <w:r>
-              <w:t xml:space="preserve"> }</w:t>
-            </w:r>
-            <w:proofErr w:type="gramEnd"/>
-            <w:r>
-              <w:t>}</w:t>
+              <w:t>: {{ exp.title }}</w:t>
             </w:r>
           </w:p>
           <w:p>
@@ -904,31 +641,7 @@
               <w:t>Client</w:t>
             </w:r>
             <w:r>
-              <w:t xml:space="preserve">: </w:t>
-            </w:r>
-            <w:proofErr w:type="gramStart"/>
-            <w:r>
-              <w:t xml:space="preserve">{{ </w:t>
-            </w:r>
-            <w:proofErr w:type="spellStart"/>
-            <w:r>
-              <w:t>exp</w:t>
-            </w:r>
-            <w:proofErr w:type="gramEnd"/>
-            <w:r>
-              <w:t>.</w:t>
-            </w:r>
-            <w:proofErr w:type="gramStart"/>
-            <w:r>
-              <w:t>clients</w:t>
-            </w:r>
-            <w:proofErr w:type="spellEnd"/>
-            <w:r>
-              <w:t xml:space="preserve"> }</w:t>
-            </w:r>
-            <w:proofErr w:type="gramEnd"/>
-            <w:r>
-              <w:t>}</w:t>
+              <w:t>: {{ exp.clients }}</w:t>
             </w:r>
           </w:p>
           <w:p>
@@ -940,31 +653,7 @@
               <w:t>Project Name</w:t>
             </w:r>
             <w:r>
-              <w:t xml:space="preserve">: </w:t>
-            </w:r>
-            <w:proofErr w:type="gramStart"/>
-            <w:r>
-              <w:t xml:space="preserve">{{ </w:t>
-            </w:r>
-            <w:proofErr w:type="spellStart"/>
-            <w:r>
-              <w:t>exp</w:t>
-            </w:r>
-            <w:proofErr w:type="gramEnd"/>
-            <w:r>
-              <w:t>.</w:t>
-            </w:r>
-            <w:proofErr w:type="gramStart"/>
-            <w:r>
-              <w:t>projectName</w:t>
-            </w:r>
-            <w:proofErr w:type="spellEnd"/>
-            <w:r>
-              <w:t xml:space="preserve"> }</w:t>
-            </w:r>
-            <w:proofErr w:type="gramEnd"/>
-            <w:r>
-              <w:t>}</w:t>
+              <w:t>: {{ exp.projectName }}</w:t>
             </w:r>
           </w:p>
           <w:p>
@@ -973,35 +662,10 @@
                 <w:b/>
                 <w:bCs/>
               </w:rPr>
-              <w:lastRenderedPageBreak/>
               <w:t>Project Description</w:t>
             </w:r>
             <w:r>
-              <w:t xml:space="preserve">: </w:t>
-            </w:r>
-            <w:proofErr w:type="gramStart"/>
-            <w:r>
-              <w:t xml:space="preserve">{{ </w:t>
-            </w:r>
-            <w:proofErr w:type="spellStart"/>
-            <w:r>
-              <w:t>exp</w:t>
-            </w:r>
-            <w:proofErr w:type="gramEnd"/>
-            <w:r>
-              <w:t>.</w:t>
-            </w:r>
-            <w:proofErr w:type="gramStart"/>
-            <w:r>
-              <w:t>projectDescription</w:t>
-            </w:r>
-            <w:proofErr w:type="spellEnd"/>
-            <w:r>
-              <w:t xml:space="preserve"> }</w:t>
-            </w:r>
-            <w:proofErr w:type="gramEnd"/>
-            <w:r>
-              <w:t>}</w:t>
+              <w:t>: {{ exp.projectDescription }}</w:t>
             </w:r>
           </w:p>
           <w:p>
@@ -1018,18 +682,11 @@
           </w:p>
           <w:p>
             <w:r>
-              <w:t xml:space="preserve">{%p for item in </w:t>
-            </w:r>
-            <w:proofErr w:type="spellStart"/>
-            <w:proofErr w:type="gramStart"/>
-            <w:r>
-              <w:t>exp.</w:t>
+              <w:t>{%p for item in exp.</w:t>
             </w:r>
             <w:r>
               <w:t>achievements</w:t>
             </w:r>
-            <w:proofErr w:type="spellEnd"/>
-            <w:proofErr w:type="gramEnd"/>
             <w:r>
               <w:t xml:space="preserve"> %}</w:t>
             </w:r>
@@ -1042,45 +699,20 @@
                 <w:numId w:val="1"/>
               </w:numPr>
             </w:pPr>
-            <w:proofErr w:type="gramStart"/>
-            <w:r>
-              <w:t>{{ item</w:t>
-            </w:r>
-            <w:proofErr w:type="gramEnd"/>
-            <w:r>
-              <w:t xml:space="preserve"> }}</w:t>
+            <w:r>
+              <w:t>{{ item }}</w:t>
             </w:r>
           </w:p>
           <w:p>
             <w:r>
-              <w:t xml:space="preserve">{%p </w:t>
-            </w:r>
-            <w:proofErr w:type="spellStart"/>
-            <w:proofErr w:type="gramStart"/>
-            <w:r>
-              <w:t>endfor</w:t>
-            </w:r>
-            <w:proofErr w:type="spellEnd"/>
-            <w:r>
-              <w:t xml:space="preserve"> %}</w:t>
-            </w:r>
-            <w:proofErr w:type="gramEnd"/>
+              <w:t>{%p endfor %}</w:t>
+            </w:r>
           </w:p>
           <w:p/>
           <w:p>
             <w:r>
-              <w:t xml:space="preserve">{%p </w:t>
-            </w:r>
-            <w:proofErr w:type="spellStart"/>
-            <w:proofErr w:type="gramStart"/>
-            <w:r>
-              <w:t>endfor</w:t>
-            </w:r>
-            <w:proofErr w:type="spellEnd"/>
-            <w:r>
-              <w:t xml:space="preserve"> %}</w:t>
-            </w:r>
-            <w:proofErr w:type="gramEnd"/>
+              <w:t>{%p endfor %}</w:t>
+            </w:r>
           </w:p>
           <w:p>
             <w:r>
@@ -1164,120 +796,50 @@
           </w:p>
           <w:p>
             <w:r>
-              <w:t xml:space="preserve">{%p for education in </w:t>
-            </w:r>
-            <w:proofErr w:type="gramStart"/>
-            <w:r>
-              <w:t>education %}</w:t>
-            </w:r>
-            <w:proofErr w:type="gramEnd"/>
+              <w:t>{%p for education in education %}</w:t>
+            </w:r>
           </w:p>
           <w:p>
             <w:r>
-              <w:t xml:space="preserve">Institution: </w:t>
-            </w:r>
-            <w:proofErr w:type="gramStart"/>
-            <w:r>
-              <w:t>{{ education</w:t>
-            </w:r>
-            <w:proofErr w:type="gramEnd"/>
-            <w:r>
-              <w:t>.</w:t>
+              <w:t>Institution: {{ education.</w:t>
+            </w:r>
+            <w:r>
+              <w:t xml:space="preserve"> institution</w:t>
             </w:r>
             <w:r>
               <w:t xml:space="preserve"> </w:t>
             </w:r>
-            <w:proofErr w:type="gramStart"/>
-            <w:r>
-              <w:t>institution</w:t>
-            </w:r>
-            <w:r>
-              <w:t xml:space="preserve"> </w:t>
-            </w:r>
-            <w:r>
-              <w:t>}</w:t>
-            </w:r>
-            <w:proofErr w:type="gramEnd"/>
-            <w:r>
-              <w:t>}</w:t>
+            <w:r>
+              <w:t>}}</w:t>
             </w:r>
           </w:p>
           <w:p>
             <w:r>
-              <w:t xml:space="preserve">Result/Degree: </w:t>
-            </w:r>
-            <w:proofErr w:type="gramStart"/>
-            <w:r>
-              <w:t xml:space="preserve">{{ </w:t>
-            </w:r>
-            <w:proofErr w:type="spellStart"/>
-            <w:r>
-              <w:t>education</w:t>
-            </w:r>
-            <w:proofErr w:type="gramEnd"/>
-            <w:r>
-              <w:t>.</w:t>
-            </w:r>
-            <w:proofErr w:type="gramStart"/>
-            <w:r>
-              <w:t>degree</w:t>
-            </w:r>
-            <w:proofErr w:type="spellEnd"/>
+              <w:t xml:space="preserve">Result/Degree: {{ </w:t>
+            </w:r>
+            <w:r>
+              <w:t xml:space="preserve">education.degree </w:t>
+            </w:r>
+            <w:r>
+              <w:t xml:space="preserve"> }} </w:t>
+            </w:r>
+            <w:r>
+              <w:t>|</w:t>
+            </w:r>
             <w:r>
               <w:t xml:space="preserve"> </w:t>
             </w:r>
             <w:r>
-              <w:t xml:space="preserve"> }</w:t>
-            </w:r>
-            <w:proofErr w:type="gramEnd"/>
-            <w:r>
-              <w:t xml:space="preserve">} </w:t>
-            </w:r>
-            <w:proofErr w:type="gramStart"/>
-            <w:r>
-              <w:t>|</w:t>
-            </w:r>
-            <w:r>
-              <w:t xml:space="preserve"> </w:t>
-            </w:r>
-            <w:r>
               <w:t xml:space="preserve"> {{ </w:t>
             </w:r>
-            <w:proofErr w:type="spellStart"/>
-            <w:r>
-              <w:t>education</w:t>
-            </w:r>
-            <w:proofErr w:type="gramEnd"/>
-            <w:r>
-              <w:t>.</w:t>
-            </w:r>
-            <w:proofErr w:type="gramStart"/>
-            <w:r>
-              <w:t>field</w:t>
-            </w:r>
-            <w:proofErr w:type="spellEnd"/>
-            <w:r>
-              <w:t xml:space="preserve"> }</w:t>
-            </w:r>
-            <w:proofErr w:type="gramEnd"/>
-            <w:r>
-              <w:t>}</w:t>
+            <w:r>
+              <w:t>education.field }}</w:t>
             </w:r>
           </w:p>
           <w:p>
             <w:r>
-              <w:t xml:space="preserve">{%p </w:t>
-            </w:r>
-            <w:proofErr w:type="spellStart"/>
-            <w:proofErr w:type="gramStart"/>
-            <w:r>
-              <w:t>endfor</w:t>
-            </w:r>
-            <w:proofErr w:type="spellEnd"/>
-            <w:r>
-              <w:t xml:space="preserve"> %}</w:t>
-            </w:r>
-            <w:proofErr w:type="gramEnd"/>
+              <w:t>{%p endfor %}</w:t>
+            </w:r>
           </w:p>
           <w:p>
             <w:r>
@@ -1376,18 +938,8 @@
                 <w:sz w:val="22"/>
                 <w:szCs w:val="22"/>
               </w:rPr>
-              <w:t xml:space="preserve">{%p for cert in </w:t>
-            </w:r>
-            <w:proofErr w:type="gramStart"/>
-            <w:r>
-              <w:rPr>
-                <w:rFonts w:ascii="Arial" w:hAnsi="Arial" w:cs="Arial"/>
-                <w:sz w:val="22"/>
-                <w:szCs w:val="22"/>
-              </w:rPr>
-              <w:t>certifications %}</w:t>
-            </w:r>
-            <w:proofErr w:type="gramEnd"/>
+              <w:t>{%p for cert in certifications %}</w:t>
+            </w:r>
           </w:p>
           <w:p>
             <w:pPr>
@@ -1402,23 +954,13 @@
                 <w:szCs w:val="22"/>
               </w:rPr>
             </w:pPr>
-            <w:proofErr w:type="gramStart"/>
             <w:r>
               <w:rPr>
                 <w:rFonts w:ascii="Arial" w:hAnsi="Arial" w:cs="Arial"/>
                 <w:sz w:val="22"/>
                 <w:szCs w:val="22"/>
               </w:rPr>
-              <w:t>{{ cert.name</w:t>
-            </w:r>
-            <w:proofErr w:type="gramEnd"/>
-            <w:r>
-              <w:rPr>
-                <w:rFonts w:ascii="Arial" w:hAnsi="Arial" w:cs="Arial"/>
-                <w:sz w:val="22"/>
-                <w:szCs w:val="22"/>
-              </w:rPr>
-              <w:t xml:space="preserve"> }} </w:t>
+              <w:t xml:space="preserve">{{ cert.name }} </w:t>
             </w:r>
             <w:r>
               <w:rPr>
@@ -1434,61 +976,7 @@
                 <w:sz w:val="22"/>
                 <w:szCs w:val="22"/>
               </w:rPr>
-              <w:t xml:space="preserve"> Issuer- </w:t>
-            </w:r>
-            <w:proofErr w:type="gramStart"/>
-            <w:r>
-              <w:rPr>
-                <w:rFonts w:ascii="Arial" w:hAnsi="Arial" w:cs="Arial"/>
-                <w:sz w:val="22"/>
-                <w:szCs w:val="22"/>
-              </w:rPr>
-              <w:t xml:space="preserve">{{ </w:t>
-            </w:r>
-            <w:proofErr w:type="spellStart"/>
-            <w:r>
-              <w:rPr>
-                <w:rFonts w:ascii="Arial" w:hAnsi="Arial" w:cs="Arial"/>
-                <w:sz w:val="22"/>
-                <w:szCs w:val="22"/>
-              </w:rPr>
-              <w:t>cert</w:t>
-            </w:r>
-            <w:proofErr w:type="gramEnd"/>
-            <w:r>
-              <w:rPr>
-                <w:rFonts w:ascii="Arial" w:hAnsi="Arial" w:cs="Arial"/>
-                <w:sz w:val="22"/>
-                <w:szCs w:val="22"/>
-              </w:rPr>
-              <w:t>.</w:t>
-            </w:r>
-            <w:proofErr w:type="gramStart"/>
-            <w:r>
-              <w:rPr>
-                <w:rFonts w:ascii="Arial" w:hAnsi="Arial" w:cs="Arial"/>
-                <w:sz w:val="22"/>
-                <w:szCs w:val="22"/>
-              </w:rPr>
-              <w:t>issuer</w:t>
-            </w:r>
-            <w:proofErr w:type="spellEnd"/>
-            <w:r>
-              <w:rPr>
-                <w:rFonts w:ascii="Arial" w:hAnsi="Arial" w:cs="Arial"/>
-                <w:sz w:val="22"/>
-                <w:szCs w:val="22"/>
-              </w:rPr>
-              <w:t xml:space="preserve"> }</w:t>
-            </w:r>
-            <w:proofErr w:type="gramEnd"/>
-            <w:r>
-              <w:rPr>
-                <w:rFonts w:ascii="Arial" w:hAnsi="Arial" w:cs="Arial"/>
-                <w:sz w:val="22"/>
-                <w:szCs w:val="22"/>
-              </w:rPr>
-              <w:t>}</w:t>
+              <w:t xml:space="preserve"> Issuer- {{ cert.issuer }}</w:t>
             </w:r>
           </w:p>
           <w:p>
@@ -1505,28 +993,8 @@
                 <w:sz w:val="22"/>
                 <w:szCs w:val="22"/>
               </w:rPr>
-              <w:t xml:space="preserve">{%p </w:t>
-            </w:r>
-            <w:proofErr w:type="spellStart"/>
-            <w:proofErr w:type="gramStart"/>
-            <w:r>
-              <w:rPr>
-                <w:rFonts w:ascii="Arial" w:hAnsi="Arial" w:cs="Arial"/>
-                <w:sz w:val="22"/>
-                <w:szCs w:val="22"/>
-              </w:rPr>
-              <w:t>endfor</w:t>
-            </w:r>
-            <w:proofErr w:type="spellEnd"/>
-            <w:r>
-              <w:rPr>
-                <w:rFonts w:ascii="Arial" w:hAnsi="Arial" w:cs="Arial"/>
-                <w:sz w:val="22"/>
-                <w:szCs w:val="22"/>
-              </w:rPr>
-              <w:t xml:space="preserve"> %}</w:t>
-            </w:r>
-            <w:proofErr w:type="gramEnd"/>
+              <w:t>{%p endfor %}</w:t>
+            </w:r>
           </w:p>
           <w:p/>
           <w:p/>
@@ -6127,26 +5595,6 @@
 </file>
 
 <file path=customXml/item1.xml><?xml version="1.0" encoding="utf-8"?>
-<p:properties xmlns:p="http://schemas.microsoft.com/office/2006/metadata/properties" xmlns:xsi="http://www.w3.org/2001/XMLSchema-instance" xmlns:pc="http://schemas.microsoft.com/office/infopath/2007/PartnerControls">
-  <documentManagement>
-    <lcf76f155ced4ddcb4097134ff3c332f xmlns="825b4f20-597c-4909-bc0b-368dce048b6f">
-      <Terms xmlns="http://schemas.microsoft.com/office/infopath/2007/PartnerControls"/>
-    </lcf76f155ced4ddcb4097134ff3c332f>
-    <TaxCatchAll xmlns="88277476-d7b8-4914-a8c1-9da81a4263ec" xsi:nil="true"/>
-  </documentManagement>
-</p:properties>
-</file>
-
-<file path=customXml/item2.xml><?xml version="1.0" encoding="utf-8"?>
-<?mso-contentType ?>
-<FormTemplates xmlns="http://schemas.microsoft.com/sharepoint/v3/contenttype/forms">
-  <Display>DocumentLibraryForm</Display>
-  <Edit>DocumentLibraryForm</Edit>
-  <New>DocumentLibraryForm</New>
-</FormTemplates>
-</file>
-
-<file path=customXml/item3.xml><?xml version="1.0" encoding="utf-8"?>
 <ct:contentTypeSchema xmlns:ct="http://schemas.microsoft.com/office/2006/metadata/contentType" xmlns:ma="http://schemas.microsoft.com/office/2006/metadata/properties/metaAttributes" ct:_="" ma:_="" ma:contentTypeName="Document" ma:contentTypeID="0x0101001E38EA68A930BD46B01877FE0E57C759" ma:contentTypeVersion="16" ma:contentTypeDescription="Create a new document." ma:contentTypeScope="" ma:versionID="b6cd807e6e26a14c07b7465fe5f5751a">
   <xsd:schema xmlns:xsd="http://www.w3.org/2001/XMLSchema" xmlns:xs="http://www.w3.org/2001/XMLSchema" xmlns:p="http://schemas.microsoft.com/office/2006/metadata/properties" xmlns:ns2="825b4f20-597c-4909-bc0b-368dce048b6f" xmlns:ns3="88277476-d7b8-4914-a8c1-9da81a4263ec" targetNamespace="http://schemas.microsoft.com/office/2006/metadata/properties" ma:root="true" ma:fieldsID="5b294db8e546cc00891ba7de715fede2" ns2:_="" ns3:_="">
     <xsd:import namespace="825b4f20-597c-4909-bc0b-368dce048b6f"/>
@@ -6373,26 +5821,27 @@
 </ct:contentTypeSchema>
 </file>
 
-<file path=customXml/itemProps1.xml><?xml version="1.0" encoding="utf-8"?>
-<ds:datastoreItem xmlns:ds="http://schemas.openxmlformats.org/officeDocument/2006/customXml" ds:itemID="{94ACB0AA-19CB-4A86-8E58-EBBD44A97BCC}">
-  <ds:schemaRefs>
-    <ds:schemaRef ds:uri="http://schemas.microsoft.com/office/2006/metadata/properties"/>
-    <ds:schemaRef ds:uri="http://schemas.microsoft.com/office/infopath/2007/PartnerControls"/>
-    <ds:schemaRef ds:uri="825b4f20-597c-4909-bc0b-368dce048b6f"/>
-    <ds:schemaRef ds:uri="88277476-d7b8-4914-a8c1-9da81a4263ec"/>
-  </ds:schemaRefs>
-</ds:datastoreItem>
+<file path=customXml/item2.xml><?xml version="1.0" encoding="utf-8"?>
+<?mso-contentType ?>
+<FormTemplates xmlns="http://schemas.microsoft.com/sharepoint/v3/contenttype/forms">
+  <Display>DocumentLibraryForm</Display>
+  <Edit>DocumentLibraryForm</Edit>
+  <New>DocumentLibraryForm</New>
+</FormTemplates>
 </file>
 
-<file path=customXml/itemProps2.xml><?xml version="1.0" encoding="utf-8"?>
-<ds:datastoreItem xmlns:ds="http://schemas.openxmlformats.org/officeDocument/2006/customXml" ds:itemID="{1BA90A2F-8B0E-4DA6-B84C-5650BE5F9A62}">
-  <ds:schemaRefs>
-    <ds:schemaRef ds:uri="http://schemas.microsoft.com/sharepoint/v3/contenttype/forms"/>
-  </ds:schemaRefs>
-</ds:datastoreItem>
+<file path=customXml/item3.xml><?xml version="1.0" encoding="utf-8"?>
+<p:properties xmlns:p="http://schemas.microsoft.com/office/2006/metadata/properties" xmlns:xsi="http://www.w3.org/2001/XMLSchema-instance" xmlns:pc="http://schemas.microsoft.com/office/infopath/2007/PartnerControls">
+  <documentManagement>
+    <lcf76f155ced4ddcb4097134ff3c332f xmlns="825b4f20-597c-4909-bc0b-368dce048b6f">
+      <Terms xmlns="http://schemas.microsoft.com/office/infopath/2007/PartnerControls"/>
+    </lcf76f155ced4ddcb4097134ff3c332f>
+    <TaxCatchAll xmlns="88277476-d7b8-4914-a8c1-9da81a4263ec" xsi:nil="true"/>
+  </documentManagement>
+</p:properties>
 </file>
 
-<file path=customXml/itemProps3.xml><?xml version="1.0" encoding="utf-8"?>
+<file path=customXml/itemProps1.xml><?xml version="1.0" encoding="utf-8"?>
 <ds:datastoreItem xmlns:ds="http://schemas.openxmlformats.org/officeDocument/2006/customXml" ds:itemID="{348A0A66-D218-45F0-B01F-7FA602CD2750}">
   <ds:schemaRefs>
     <ds:schemaRef ds:uri="http://schemas.microsoft.com/office/2006/metadata/contentType"/>
@@ -6409,4 +5858,23 @@
     <ds:schemaRef ds:uri="http://schemas.microsoft.com/internal/obd"/>
   </ds:schemaRefs>
 </ds:datastoreItem>
+</file>
+
+<file path=customXml/itemProps2.xml><?xml version="1.0" encoding="utf-8"?>
+<ds:datastoreItem xmlns:ds="http://schemas.openxmlformats.org/officeDocument/2006/customXml" ds:itemID="{1BA90A2F-8B0E-4DA6-B84C-5650BE5F9A62}">
+  <ds:schemaRefs>
+    <ds:schemaRef ds:uri="http://schemas.microsoft.com/sharepoint/v3/contenttype/forms"/>
+  </ds:schemaRefs>
+</ds:datastoreItem>
+</file>
+
+<file path=customXml/itemProps3.xml><?xml version="1.0" encoding="utf-8"?>
+<ds:datastoreItem xmlns:ds="http://schemas.openxmlformats.org/officeDocument/2006/customXml" ds:itemID="{94ACB0AA-19CB-4A86-8E58-EBBD44A97BCC}">
+  <ds:schemaRefs>
+    <ds:schemaRef ds:uri="http://schemas.microsoft.com/office/2006/metadata/properties"/>
+    <ds:schemaRef ds:uri="http://schemas.microsoft.com/office/infopath/2007/PartnerControls"/>
+    <ds:schemaRef ds:uri="825b4f20-597c-4909-bc0b-368dce048b6f"/>
+    <ds:schemaRef ds:uri="88277476-d7b8-4914-a8c1-9da81a4263ec"/>
+  </ds:schemaRefs>
+</ds:datastoreItem>
 </file>